--- a/CÔNG TY TNHH SẢN XUẤT VẠN SỰ PHÚC/VanSuPhuc_ThayDoi_CSH_DDPL/VanSuPhuc_ThayDoi_CSH_DDPL/VanSuPhuc_QUYẾT ĐỊNH THAY ĐỔI.docx
+++ b/CÔNG TY TNHH SẢN XUẤT VẠN SỰ PHÚC/VanSuPhuc_ThayDoi_CSH_DDPL/VanSuPhuc_ThayDoi_CSH_DDPL/VanSuPhuc_QUYẾT ĐỊNH THAY ĐỔI.docx
@@ -267,7 +267,7 @@
                 <w:sz w:val="28"/>
                 <w:szCs w:val="28"/>
               </w:rPr>
-              <w:t>9</w:t>
+              <w:t xml:space="preserve">26 </w:t>
             </w:r>
             <w:r>
               <w:rPr>
@@ -277,7 +277,7 @@
                 <w:sz w:val="28"/>
                 <w:szCs w:val="28"/>
               </w:rPr>
-              <w:t xml:space="preserve">  tháng </w:t>
+              <w:t xml:space="preserve">tháng </w:t>
             </w:r>
             <w:r>
               <w:rPr>
@@ -1295,8 +1295,6 @@
         </w:rPr>
         <w:t>phường</w:t>
       </w:r>
-      <w:bookmarkStart w:id="1" w:name="_GoBack"/>
-      <w:bookmarkEnd w:id="1"/>
       <w:r>
         <w:rPr>
           <w:rFonts w:ascii="Times New Roman" w:hAnsi="Times New Roman" w:cs="Times New Roman"/>
@@ -1431,18 +1429,15 @@
           <w:sz w:val="28"/>
           <w:szCs w:val="28"/>
         </w:rPr>
-        <w:t xml:space="preserve">: Giao cho Ông/ Bà </w:t>
-      </w:r>
-      <w:r>
-        <w:rPr>
-          <w:rFonts w:ascii="Times New Roman" w:eastAsia="Times New Roman" w:hAnsi="Times New Roman" w:cs="Times New Roman"/>
-          <w:b/>
-          <w:bCs/>
-          <w:sz w:val="26"/>
-          <w:szCs w:val="26"/>
-          <w:lang w:val="sv-SE"/>
-        </w:rPr>
-        <w:t>HỨA NGỌC HẠNH</w:t>
+        <w:t xml:space="preserve">: Giao cho </w:t>
+      </w:r>
+      <w:r>
+        <w:rPr>
+          <w:rFonts w:ascii="Times New Roman" w:hAnsi="Times New Roman" w:cs="Times New Roman"/>
+          <w:sz w:val="28"/>
+          <w:szCs w:val="28"/>
+        </w:rPr>
+        <w:t>người đại diện pháp luật</w:t>
       </w:r>
       <w:r>
         <w:rPr>
@@ -1664,8 +1659,8 @@
         <w:tblLook w:val="04A0" w:firstRow="1" w:lastRow="0" w:firstColumn="1" w:lastColumn="0" w:noHBand="0" w:noVBand="1"/>
       </w:tblPr>
       <w:tblGrid>
-        <w:gridCol w:w="4649"/>
-        <w:gridCol w:w="4647"/>
+        <w:gridCol w:w="4644"/>
+        <w:gridCol w:w="4652"/>
       </w:tblGrid>
       <w:tr>
         <w:tc>
@@ -1937,8 +1932,10 @@
                 <w:szCs w:val="26"/>
                 <w:lang w:val="sv-SE"/>
               </w:rPr>
-              <w:t>HỨA NGỌC HẠNH</w:t>
-            </w:r>
+              <w:t>LƯU THỊ MAI KHANH</w:t>
+            </w:r>
+            <w:bookmarkStart w:id="1" w:name="_GoBack"/>
+            <w:bookmarkEnd w:id="1"/>
           </w:p>
         </w:tc>
       </w:tr>
@@ -3309,12 +3306,18 @@
 </file>
 
 <file path=customXml/item1.xml><?xml version="1.0" encoding="utf-8"?>
-<?mso-contentType ?>
-<FormTemplates xmlns="http://schemas.microsoft.com/sharepoint/v3/contenttype/forms">
-  <Display>DocumentLibraryForm</Display>
-  <Edit>DocumentLibraryForm</Edit>
-  <New>DocumentLibraryForm</New>
-</FormTemplates>
+<p:properties xmlns:p="http://schemas.microsoft.com/office/2006/metadata/properties" xmlns:xsi="http://www.w3.org/2001/XMLSchema-instance" xmlns:pc="http://schemas.microsoft.com/office/infopath/2007/PartnerControls">
+  <documentManagement>
+    <AlternateThumbnailUrl xmlns="http://schemas.microsoft.com/sharepoint/v3">
+      <Url xsi:nil="true"/>
+      <Description xsi:nil="true"/>
+    </AlternateThumbnailUrl>
+    <VideoThumbnail xmlns="4ae7861e-4bff-47fb-9754-a3da037d4eb5" xsi:nil="true"/>
+    <ImageCreateDate xmlns="http://schemas.microsoft.com/sharepoint/v3" xsi:nil="true"/>
+    <GetImgForVideo xmlns="4ae7861e-4bff-47fb-9754-a3da037d4eb5" xsi:nil="true"/>
+    <Description xmlns="http://schemas.microsoft.com/sharepoint/v3" xsi:nil="true"/>
+  </documentManagement>
+</p:properties>
 </file>
 
 <file path=customXml/item2.xml><?xml version="1.0" encoding="utf-8"?>
@@ -3506,24 +3509,21 @@
 </file>
 
 <file path=customXml/item3.xml><?xml version="1.0" encoding="utf-8"?>
-<p:properties xmlns:p="http://schemas.microsoft.com/office/2006/metadata/properties" xmlns:xsi="http://www.w3.org/2001/XMLSchema-instance" xmlns:pc="http://schemas.microsoft.com/office/infopath/2007/PartnerControls">
-  <documentManagement>
-    <AlternateThumbnailUrl xmlns="http://schemas.microsoft.com/sharepoint/v3">
-      <Url xsi:nil="true"/>
-      <Description xsi:nil="true"/>
-    </AlternateThumbnailUrl>
-    <VideoThumbnail xmlns="4ae7861e-4bff-47fb-9754-a3da037d4eb5" xsi:nil="true"/>
-    <ImageCreateDate xmlns="http://schemas.microsoft.com/sharepoint/v3" xsi:nil="true"/>
-    <GetImgForVideo xmlns="4ae7861e-4bff-47fb-9754-a3da037d4eb5" xsi:nil="true"/>
-    <Description xmlns="http://schemas.microsoft.com/sharepoint/v3" xsi:nil="true"/>
-  </documentManagement>
-</p:properties>
+<?mso-contentType ?>
+<FormTemplates xmlns="http://schemas.microsoft.com/sharepoint/v3/contenttype/forms">
+  <Display>DocumentLibraryForm</Display>
+  <Edit>DocumentLibraryForm</Edit>
+  <New>DocumentLibraryForm</New>
+</FormTemplates>
 </file>
 
 <file path=customXml/itemProps1.xml><?xml version="1.0" encoding="utf-8"?>
-<ds:datastoreItem xmlns:ds="http://schemas.openxmlformats.org/officeDocument/2006/customXml" ds:itemID="{AFD07A8A-035B-44B3-8740-60045F8E4C9F}">
+<ds:datastoreItem xmlns:ds="http://schemas.openxmlformats.org/officeDocument/2006/customXml" ds:itemID="{DFBF5159-804B-4563-9B15-6A0468B25410}">
   <ds:schemaRefs>
-    <ds:schemaRef ds:uri="http://schemas.microsoft.com/sharepoint/v3/contenttype/forms"/>
+    <ds:schemaRef ds:uri="http://schemas.microsoft.com/office/2006/metadata/properties"/>
+    <ds:schemaRef ds:uri="http://schemas.microsoft.com/office/infopath/2007/PartnerControls"/>
+    <ds:schemaRef ds:uri="http://schemas.microsoft.com/sharepoint/v3"/>
+    <ds:schemaRef ds:uri="4ae7861e-4bff-47fb-9754-a3da037d4eb5"/>
   </ds:schemaRefs>
 </ds:datastoreItem>
 </file>
@@ -3548,12 +3548,9 @@
 </file>
 
 <file path=customXml/itemProps3.xml><?xml version="1.0" encoding="utf-8"?>
-<ds:datastoreItem xmlns:ds="http://schemas.openxmlformats.org/officeDocument/2006/customXml" ds:itemID="{DFBF5159-804B-4563-9B15-6A0468B25410}">
+<ds:datastoreItem xmlns:ds="http://schemas.openxmlformats.org/officeDocument/2006/customXml" ds:itemID="{AFD07A8A-035B-44B3-8740-60045F8E4C9F}">
   <ds:schemaRefs>
-    <ds:schemaRef ds:uri="http://schemas.microsoft.com/office/2006/metadata/properties"/>
-    <ds:schemaRef ds:uri="http://schemas.microsoft.com/office/infopath/2007/PartnerControls"/>
-    <ds:schemaRef ds:uri="http://schemas.microsoft.com/sharepoint/v3"/>
-    <ds:schemaRef ds:uri="4ae7861e-4bff-47fb-9754-a3da037d4eb5"/>
+    <ds:schemaRef ds:uri="http://schemas.microsoft.com/sharepoint/v3/contenttype/forms"/>
   </ds:schemaRefs>
 </ds:datastoreItem>
 </file>